--- a/Resume/03Sep2026_SrikanthTurpu_Resume.docx
+++ b/Resume/03Sep2026_SrikanthTurpu_Resume.docx
@@ -160,7 +160,18 @@
                                 <w:sz w:val="28"/>
                                 <w:szCs w:val="28"/>
                               </w:rPr>
-                              <w:t>9963255466</w:t>
+                              <w:t>9</w:t>
+                            </w:r>
+                            <w:r>
+                              <w:rPr>
+                                <w:rFonts w:ascii="Arial" w:hAnsi="Arial" w:cs="Arial"/>
+                                <w:b/>
+                                <w:bCs/>
+                                <w:color w:val="FFFFFF" w:themeColor="background1"/>
+                                <w:sz w:val="28"/>
+                                <w:szCs w:val="28"/>
+                              </w:rPr>
+                              <w:t>032903214</w:t>
                             </w:r>
                           </w:p>
                           <w:p>
@@ -338,7 +349,18 @@
                           <w:sz w:val="28"/>
                           <w:szCs w:val="28"/>
                         </w:rPr>
-                        <w:t>9963255466</w:t>
+                        <w:t>9</w:t>
+                      </w:r>
+                      <w:r>
+                        <w:rPr>
+                          <w:rFonts w:ascii="Arial" w:hAnsi="Arial" w:cs="Arial"/>
+                          <w:b/>
+                          <w:bCs/>
+                          <w:color w:val="FFFFFF" w:themeColor="background1"/>
+                          <w:sz w:val="28"/>
+                          <w:szCs w:val="28"/>
+                        </w:rPr>
+                        <w:t>032903214</w:t>
                       </w:r>
                     </w:p>
                     <w:p>
@@ -1897,6 +1919,27 @@
                             <w:pPr>
                               <w:pStyle w:val="ListParagraph"/>
                               <w:numPr>
+                                <w:ilvl w:val="1"/>
+                                <w:numId w:val="10"/>
+                              </w:numPr>
+                              <w:spacing w:line="360" w:lineRule="auto"/>
+                              <w:rPr>
+                                <w:rFonts w:ascii="Arial" w:hAnsi="Arial" w:cs="Arial"/>
+                                <w:color w:val="803C0E"/>
+                              </w:rPr>
+                            </w:pPr>
+                            <w:r>
+                              <w:rPr>
+                                <w:rFonts w:ascii="Arial" w:hAnsi="Arial" w:cs="Arial"/>
+                                <w:color w:val="803C0E"/>
+                              </w:rPr>
+                              <w:t>API Testing</w:t>
+                            </w:r>
+                          </w:p>
+                          <w:p>
+                            <w:pPr>
+                              <w:pStyle w:val="ListParagraph"/>
+                              <w:numPr>
                                 <w:ilvl w:val="0"/>
                                 <w:numId w:val="1"/>
                               </w:numPr>
@@ -1996,27 +2039,6 @@
                                 <w:color w:val="803C0E"/>
                               </w:rPr>
                               <w:t>CI/CD</w:t>
-                            </w:r>
-                          </w:p>
-                          <w:p>
-                            <w:pPr>
-                              <w:pStyle w:val="ListParagraph"/>
-                              <w:numPr>
-                                <w:ilvl w:val="1"/>
-                                <w:numId w:val="9"/>
-                              </w:numPr>
-                              <w:spacing w:line="360" w:lineRule="auto"/>
-                              <w:rPr>
-                                <w:rFonts w:ascii="Arial" w:hAnsi="Arial" w:cs="Arial"/>
-                                <w:color w:val="803C0E"/>
-                              </w:rPr>
-                            </w:pPr>
-                            <w:r>
-                              <w:rPr>
-                                <w:rFonts w:ascii="Arial" w:hAnsi="Arial" w:cs="Arial"/>
-                                <w:color w:val="803C0E"/>
-                              </w:rPr>
-                              <w:t>Jenkins</w:t>
                             </w:r>
                           </w:p>
                           <w:p>
@@ -2353,21 +2375,12 @@
                                 <w:color w:val="803C0E"/>
                               </w:rPr>
                             </w:pPr>
-                            <w:proofErr w:type="spellStart"/>
                             <w:r>
                               <w:rPr>
                                 <w:rFonts w:ascii="Arial" w:hAnsi="Arial" w:cs="Arial"/>
                                 <w:color w:val="803C0E"/>
                               </w:rPr>
-                              <w:t>ValueLabs</w:t>
-                            </w:r>
-                            <w:proofErr w:type="spellEnd"/>
-                            <w:r>
-                              <w:rPr>
-                                <w:rFonts w:ascii="Arial" w:hAnsi="Arial" w:cs="Arial"/>
-                                <w:color w:val="803C0E"/>
-                              </w:rPr>
-                              <w:t xml:space="preserve"> Technologies </w:t>
+                              <w:t xml:space="preserve">ValueLabs Technologies </w:t>
                             </w:r>
                           </w:p>
                           <w:p>
@@ -2666,6 +2679,27 @@
                       <w:pPr>
                         <w:pStyle w:val="ListParagraph"/>
                         <w:numPr>
+                          <w:ilvl w:val="1"/>
+                          <w:numId w:val="10"/>
+                        </w:numPr>
+                        <w:spacing w:line="360" w:lineRule="auto"/>
+                        <w:rPr>
+                          <w:rFonts w:ascii="Arial" w:hAnsi="Arial" w:cs="Arial"/>
+                          <w:color w:val="803C0E"/>
+                        </w:rPr>
+                      </w:pPr>
+                      <w:r>
+                        <w:rPr>
+                          <w:rFonts w:ascii="Arial" w:hAnsi="Arial" w:cs="Arial"/>
+                          <w:color w:val="803C0E"/>
+                        </w:rPr>
+                        <w:t>API Testing</w:t>
+                      </w:r>
+                    </w:p>
+                    <w:p>
+                      <w:pPr>
+                        <w:pStyle w:val="ListParagraph"/>
+                        <w:numPr>
                           <w:ilvl w:val="0"/>
                           <w:numId w:val="1"/>
                         </w:numPr>
@@ -2765,27 +2799,6 @@
                           <w:color w:val="803C0E"/>
                         </w:rPr>
                         <w:t>CI/CD</w:t>
-                      </w:r>
-                    </w:p>
-                    <w:p>
-                      <w:pPr>
-                        <w:pStyle w:val="ListParagraph"/>
-                        <w:numPr>
-                          <w:ilvl w:val="1"/>
-                          <w:numId w:val="9"/>
-                        </w:numPr>
-                        <w:spacing w:line="360" w:lineRule="auto"/>
-                        <w:rPr>
-                          <w:rFonts w:ascii="Arial" w:hAnsi="Arial" w:cs="Arial"/>
-                          <w:color w:val="803C0E"/>
-                        </w:rPr>
-                      </w:pPr>
-                      <w:r>
-                        <w:rPr>
-                          <w:rFonts w:ascii="Arial" w:hAnsi="Arial" w:cs="Arial"/>
-                          <w:color w:val="803C0E"/>
-                        </w:rPr>
-                        <w:t>Jenkins</w:t>
                       </w:r>
                     </w:p>
                     <w:p>
@@ -3122,21 +3135,12 @@
                           <w:color w:val="803C0E"/>
                         </w:rPr>
                       </w:pPr>
-                      <w:proofErr w:type="spellStart"/>
                       <w:r>
                         <w:rPr>
                           <w:rFonts w:ascii="Arial" w:hAnsi="Arial" w:cs="Arial"/>
                           <w:color w:val="803C0E"/>
                         </w:rPr>
-                        <w:t>ValueLabs</w:t>
-                      </w:r>
-                      <w:proofErr w:type="spellEnd"/>
-                      <w:r>
-                        <w:rPr>
-                          <w:rFonts w:ascii="Arial" w:hAnsi="Arial" w:cs="Arial"/>
-                          <w:color w:val="803C0E"/>
-                        </w:rPr>
-                        <w:t xml:space="preserve"> Technologies </w:t>
+                        <w:t xml:space="preserve">ValueLabs Technologies </w:t>
                       </w:r>
                     </w:p>
                     <w:p>
@@ -3570,7 +3574,18 @@
                                 <w:sz w:val="28"/>
                                 <w:szCs w:val="28"/>
                               </w:rPr>
-                              <w:t>9963255466</w:t>
+                              <w:t>9</w:t>
+                            </w:r>
+                            <w:r>
+                              <w:rPr>
+                                <w:rFonts w:ascii="Arial" w:hAnsi="Arial" w:cs="Arial"/>
+                                <w:b/>
+                                <w:bCs/>
+                                <w:color w:val="FFFFFF" w:themeColor="background1"/>
+                                <w:sz w:val="28"/>
+                                <w:szCs w:val="28"/>
+                              </w:rPr>
+                              <w:t>032903214</w:t>
                             </w:r>
                           </w:p>
                           <w:p>
@@ -3744,7 +3759,18 @@
                           <w:sz w:val="28"/>
                           <w:szCs w:val="28"/>
                         </w:rPr>
-                        <w:t>9963255466</w:t>
+                        <w:t>9</w:t>
+                      </w:r>
+                      <w:r>
+                        <w:rPr>
+                          <w:rFonts w:ascii="Arial" w:hAnsi="Arial" w:cs="Arial"/>
+                          <w:b/>
+                          <w:bCs/>
+                          <w:color w:val="FFFFFF" w:themeColor="background1"/>
+                          <w:sz w:val="28"/>
+                          <w:szCs w:val="28"/>
+                        </w:rPr>
+                        <w:t>032903214</w:t>
                       </w:r>
                     </w:p>
                     <w:p>
@@ -4883,29 +4909,7 @@
                                 <w:w w:val="95"/>
                                 <w:sz w:val="21"/>
                               </w:rPr>
-                              <w:t xml:space="preserve">Used GitHub for version control and CI/CD, scheduling and executing automation scripts to keep test </w:t>
-                            </w:r>
-                            <w:proofErr w:type="gramStart"/>
-                            <w:r>
-                              <w:rPr>
-                                <w:rFonts w:ascii="Arial" w:hAnsi="Arial" w:cs="Arial"/>
-                                <w:bCs/>
-                                <w:color w:val="7B3811"/>
-                                <w:w w:val="95"/>
-                                <w:sz w:val="21"/>
-                              </w:rPr>
-                              <w:t>runs</w:t>
-                            </w:r>
-                            <w:proofErr w:type="gramEnd"/>
-                            <w:r>
-                              <w:rPr>
-                                <w:rFonts w:ascii="Arial" w:hAnsi="Arial" w:cs="Arial"/>
-                                <w:bCs/>
-                                <w:color w:val="7B3811"/>
-                                <w:w w:val="95"/>
-                                <w:sz w:val="21"/>
-                              </w:rPr>
-                              <w:t xml:space="preserve"> continuous and repeatable.</w:t>
+                              <w:t>Used GitHub for version control and CI/CD, scheduling and executing automation scripts to keep test runs continuous and repeatable.</w:t>
                             </w:r>
                           </w:p>
                           <w:p>
@@ -5295,29 +5299,7 @@
                           <w:w w:val="95"/>
                           <w:sz w:val="21"/>
                         </w:rPr>
-                        <w:t xml:space="preserve">Used GitHub for version control and CI/CD, scheduling and executing automation scripts to keep test </w:t>
-                      </w:r>
-                      <w:proofErr w:type="gramStart"/>
-                      <w:r>
-                        <w:rPr>
-                          <w:rFonts w:ascii="Arial" w:hAnsi="Arial" w:cs="Arial"/>
-                          <w:bCs/>
-                          <w:color w:val="7B3811"/>
-                          <w:w w:val="95"/>
-                          <w:sz w:val="21"/>
-                        </w:rPr>
-                        <w:t>runs</w:t>
-                      </w:r>
-                      <w:proofErr w:type="gramEnd"/>
-                      <w:r>
-                        <w:rPr>
-                          <w:rFonts w:ascii="Arial" w:hAnsi="Arial" w:cs="Arial"/>
-                          <w:bCs/>
-                          <w:color w:val="7B3811"/>
-                          <w:w w:val="95"/>
-                          <w:sz w:val="21"/>
-                        </w:rPr>
-                        <w:t xml:space="preserve"> continuous and repeatable.</w:t>
+                        <w:t>Used GitHub for version control and CI/CD, scheduling and executing automation scripts to keep test runs continuous and repeatable.</w:t>
                       </w:r>
                     </w:p>
                     <w:p>
@@ -5767,29 +5749,7 @@
                                 <w:w w:val="95"/>
                                 <w:sz w:val="21"/>
                               </w:rPr>
-                              <w:t xml:space="preserve">Maintained and extended the automation </w:t>
-                            </w:r>
-                            <w:proofErr w:type="gramStart"/>
-                            <w:r>
-                              <w:rPr>
-                                <w:rFonts w:ascii="Arial" w:hAnsi="Arial" w:cs="Arial"/>
-                                <w:bCs/>
-                                <w:color w:val="7B3811"/>
-                                <w:w w:val="95"/>
-                                <w:sz w:val="21"/>
-                              </w:rPr>
-                              <w:t>suite</w:t>
-                            </w:r>
-                            <w:proofErr w:type="gramEnd"/>
-                            <w:r>
-                              <w:rPr>
-                                <w:rFonts w:ascii="Arial" w:hAnsi="Arial" w:cs="Arial"/>
-                                <w:bCs/>
-                                <w:color w:val="7B3811"/>
-                                <w:w w:val="95"/>
-                                <w:sz w:val="21"/>
-                              </w:rPr>
-                              <w:t xml:space="preserve"> over time, improving efficiency and broadening coverage as the platform evolved.</w:t>
+                              <w:t>Maintained and extended the automation suite over time, improving efficiency and broadening coverage as the platform evolved.</w:t>
                             </w:r>
                           </w:p>
                           <w:p>
@@ -6121,29 +6081,7 @@
                           <w:w w:val="95"/>
                           <w:sz w:val="21"/>
                         </w:rPr>
-                        <w:t xml:space="preserve">Maintained and extended the automation </w:t>
-                      </w:r>
-                      <w:proofErr w:type="gramStart"/>
-                      <w:r>
-                        <w:rPr>
-                          <w:rFonts w:ascii="Arial" w:hAnsi="Arial" w:cs="Arial"/>
-                          <w:bCs/>
-                          <w:color w:val="7B3811"/>
-                          <w:w w:val="95"/>
-                          <w:sz w:val="21"/>
-                        </w:rPr>
-                        <w:t>suite</w:t>
-                      </w:r>
-                      <w:proofErr w:type="gramEnd"/>
-                      <w:r>
-                        <w:rPr>
-                          <w:rFonts w:ascii="Arial" w:hAnsi="Arial" w:cs="Arial"/>
-                          <w:bCs/>
-                          <w:color w:val="7B3811"/>
-                          <w:w w:val="95"/>
-                          <w:sz w:val="21"/>
-                        </w:rPr>
-                        <w:t xml:space="preserve"> over time, improving efficiency and broadening coverage as the platform evolved.</w:t>
+                        <w:t>Maintained and extended the automation suite over time, improving efficiency and broadening coverage as the platform evolved.</w:t>
                       </w:r>
                     </w:p>
                     <w:p>
@@ -6579,8 +6517,6 @@
                                 <w:color w:val="803C0E"/>
                               </w:rPr>
                             </w:pPr>
-                            <w:proofErr w:type="spellStart"/>
-                            <w:proofErr w:type="gramStart"/>
                             <w:r>
                               <w:rPr>
                                 <w:rFonts w:ascii="Arial" w:hAnsi="Arial" w:cs="Arial"/>
@@ -6588,8 +6524,6 @@
                               </w:rPr>
                               <w:t>B.Sc</w:t>
                             </w:r>
-                            <w:proofErr w:type="spellEnd"/>
-                            <w:proofErr w:type="gramEnd"/>
                             <w:r>
                               <w:rPr>
                                 <w:rFonts w:ascii="Arial" w:hAnsi="Arial" w:cs="Arial"/>
@@ -6941,8 +6875,6 @@
                           <w:color w:val="803C0E"/>
                         </w:rPr>
                       </w:pPr>
-                      <w:proofErr w:type="spellStart"/>
-                      <w:proofErr w:type="gramStart"/>
                       <w:r>
                         <w:rPr>
                           <w:rFonts w:ascii="Arial" w:hAnsi="Arial" w:cs="Arial"/>
@@ -6950,8 +6882,6 @@
                         </w:rPr>
                         <w:t>B.Sc</w:t>
                       </w:r>
-                      <w:proofErr w:type="spellEnd"/>
-                      <w:proofErr w:type="gramEnd"/>
                       <w:r>
                         <w:rPr>
                           <w:rFonts w:ascii="Arial" w:hAnsi="Arial" w:cs="Arial"/>
@@ -7367,7 +7297,18 @@
                                 <w:sz w:val="28"/>
                                 <w:szCs w:val="28"/>
                               </w:rPr>
-                              <w:t>9963255466</w:t>
+                              <w:t>9</w:t>
+                            </w:r>
+                            <w:r>
+                              <w:rPr>
+                                <w:rFonts w:ascii="Arial" w:hAnsi="Arial" w:cs="Arial"/>
+                                <w:b/>
+                                <w:bCs/>
+                                <w:color w:val="FFFFFF" w:themeColor="background1"/>
+                                <w:sz w:val="28"/>
+                                <w:szCs w:val="28"/>
+                              </w:rPr>
+                              <w:t>032903214</w:t>
                             </w:r>
                           </w:p>
                           <w:p>
@@ -7541,7 +7482,18 @@
                           <w:sz w:val="28"/>
                           <w:szCs w:val="28"/>
                         </w:rPr>
-                        <w:t>9963255466</w:t>
+                        <w:t>9</w:t>
+                      </w:r>
+                      <w:r>
+                        <w:rPr>
+                          <w:rFonts w:ascii="Arial" w:hAnsi="Arial" w:cs="Arial"/>
+                          <w:b/>
+                          <w:bCs/>
+                          <w:color w:val="FFFFFF" w:themeColor="background1"/>
+                          <w:sz w:val="28"/>
+                          <w:szCs w:val="28"/>
+                        </w:rPr>
+                        <w:t>032903214</w:t>
                       </w:r>
                     </w:p>
                     <w:p>
@@ -7906,29 +7858,7 @@
                                 <w:w w:val="95"/>
                                 <w:sz w:val="21"/>
                               </w:rPr>
-                              <w:t xml:space="preserve"> MobiTV offers a versatile OTT platform application that seamlessly supports Mobile, TV, and Web platforms. This app delivers an extensive range of channels, encompassing </w:t>
-                            </w:r>
-                            <w:proofErr w:type="gramStart"/>
-                            <w:r>
-                              <w:rPr>
-                                <w:rFonts w:ascii="Arial" w:hAnsi="Arial" w:cs="Arial"/>
-                                <w:bCs/>
-                                <w:color w:val="7B3811"/>
-                                <w:w w:val="95"/>
-                                <w:sz w:val="21"/>
-                              </w:rPr>
-                              <w:t>prime-time</w:t>
-                            </w:r>
-                            <w:proofErr w:type="gramEnd"/>
-                            <w:r>
-                              <w:rPr>
-                                <w:rFonts w:ascii="Arial" w:hAnsi="Arial" w:cs="Arial"/>
-                                <w:bCs/>
-                                <w:color w:val="7B3811"/>
-                                <w:w w:val="95"/>
-                                <w:sz w:val="21"/>
-                              </w:rPr>
-                              <w:t xml:space="preserve"> shows, news broadcasts, children's programming, and sports content. With MobiTV, you gain access to live and up-to-the-minute news from reputable sources like FOX News and Associated Press, as well as an extensive library of full episodes from leading networks such as ABC and Disney, ensuring a wide array of entertainment choices at your fingertips.</w:t>
+                              <w:t xml:space="preserve"> MobiTV offers a versatile OTT platform application that seamlessly supports Mobile, TV, and Web platforms. This app delivers an extensive range of channels, encompassing prime-time shows, news broadcasts, children's programming, and sports content. With MobiTV, you gain access to live and up-to-the-minute news from reputable sources like FOX News and Associated Press, as well as an extensive library of full episodes from leading networks such as ABC and Disney, ensuring a wide array of entertainment choices at your fingertips.</w:t>
                             </w:r>
                           </w:p>
                           <w:p>
@@ -8037,29 +7967,7 @@
                                 <w:w w:val="95"/>
                                 <w:sz w:val="21"/>
                               </w:rPr>
-                              <w:t xml:space="preserve">Maintained and enhanced the automation </w:t>
-                            </w:r>
-                            <w:proofErr w:type="gramStart"/>
-                            <w:r>
-                              <w:rPr>
-                                <w:rFonts w:ascii="Arial" w:hAnsi="Arial" w:cs="Arial"/>
-                                <w:bCs/>
-                                <w:color w:val="7B3811"/>
-                                <w:w w:val="95"/>
-                                <w:sz w:val="21"/>
-                              </w:rPr>
-                              <w:t>suite</w:t>
-                            </w:r>
-                            <w:proofErr w:type="gramEnd"/>
-                            <w:r>
-                              <w:rPr>
-                                <w:rFonts w:ascii="Arial" w:hAnsi="Arial" w:cs="Arial"/>
-                                <w:bCs/>
-                                <w:color w:val="7B3811"/>
-                                <w:w w:val="95"/>
-                                <w:sz w:val="21"/>
-                              </w:rPr>
-                              <w:t xml:space="preserve"> over time, improving efficiency and broadening coverage as new platforms and features were added.</w:t>
+                              <w:t>Maintained and enhanced the automation suite over time, improving efficiency and broadening coverage as new platforms and features were added.</w:t>
                             </w:r>
                           </w:p>
                           <w:p>
@@ -8358,29 +8266,7 @@
                           <w:w w:val="95"/>
                           <w:sz w:val="21"/>
                         </w:rPr>
-                        <w:t xml:space="preserve"> MobiTV offers a versatile OTT platform application that seamlessly supports Mobile, TV, and Web platforms. This app delivers an extensive range of channels, encompassing </w:t>
-                      </w:r>
-                      <w:proofErr w:type="gramStart"/>
-                      <w:r>
-                        <w:rPr>
-                          <w:rFonts w:ascii="Arial" w:hAnsi="Arial" w:cs="Arial"/>
-                          <w:bCs/>
-                          <w:color w:val="7B3811"/>
-                          <w:w w:val="95"/>
-                          <w:sz w:val="21"/>
-                        </w:rPr>
-                        <w:t>prime-time</w:t>
-                      </w:r>
-                      <w:proofErr w:type="gramEnd"/>
-                      <w:r>
-                        <w:rPr>
-                          <w:rFonts w:ascii="Arial" w:hAnsi="Arial" w:cs="Arial"/>
-                          <w:bCs/>
-                          <w:color w:val="7B3811"/>
-                          <w:w w:val="95"/>
-                          <w:sz w:val="21"/>
-                        </w:rPr>
-                        <w:t xml:space="preserve"> shows, news broadcasts, children's programming, and sports content. With MobiTV, you gain access to live and up-to-the-minute news from reputable sources like FOX News and Associated Press, as well as an extensive library of full episodes from leading networks such as ABC and Disney, ensuring a wide array of entertainment choices at your fingertips.</w:t>
+                        <w:t xml:space="preserve"> MobiTV offers a versatile OTT platform application that seamlessly supports Mobile, TV, and Web platforms. This app delivers an extensive range of channels, encompassing prime-time shows, news broadcasts, children's programming, and sports content. With MobiTV, you gain access to live and up-to-the-minute news from reputable sources like FOX News and Associated Press, as well as an extensive library of full episodes from leading networks such as ABC and Disney, ensuring a wide array of entertainment choices at your fingertips.</w:t>
                       </w:r>
                     </w:p>
                     <w:p>
@@ -8489,29 +8375,7 @@
                           <w:w w:val="95"/>
                           <w:sz w:val="21"/>
                         </w:rPr>
-                        <w:t xml:space="preserve">Maintained and enhanced the automation </w:t>
-                      </w:r>
-                      <w:proofErr w:type="gramStart"/>
-                      <w:r>
-                        <w:rPr>
-                          <w:rFonts w:ascii="Arial" w:hAnsi="Arial" w:cs="Arial"/>
-                          <w:bCs/>
-                          <w:color w:val="7B3811"/>
-                          <w:w w:val="95"/>
-                          <w:sz w:val="21"/>
-                        </w:rPr>
-                        <w:t>suite</w:t>
-                      </w:r>
-                      <w:proofErr w:type="gramEnd"/>
-                      <w:r>
-                        <w:rPr>
-                          <w:rFonts w:ascii="Arial" w:hAnsi="Arial" w:cs="Arial"/>
-                          <w:bCs/>
-                          <w:color w:val="7B3811"/>
-                          <w:w w:val="95"/>
-                          <w:sz w:val="21"/>
-                        </w:rPr>
-                        <w:t xml:space="preserve"> over time, improving efficiency and broadening coverage as new platforms and features were added.</w:t>
+                        <w:t>Maintained and enhanced the automation suite over time, improving efficiency and broadening coverage as new platforms and features were added.</w:t>
                       </w:r>
                     </w:p>
                     <w:p>
